--- a/docs/mop/OPSSD-03.03.M0.21-P-V1.docx
+++ b/docs/mop/OPSSD-03.03.M0.21-P-V1.docx
@@ -12,7 +12,7 @@
           <w:color w:val="1F3864"/>
           <w:sz w:val="32"/>
         </w:rPr>
-        <w:t>MOP — Photonique OTN : dégradations optiques et pannes amplificateur</w:t>
+        <w:t>Dégradation Photonique</w:t>
       </w:r>
     </w:p>
     <w:p>
@@ -121,7 +121,7 @@
                 <w:b w:val="0"/>
                 <w:sz w:val="18"/>
               </w:rPr>
-              <w:t>MOP — Photonique OTN : dégradations optiques et pannes amplificateur</w:t>
+              <w:t>Dégradation Photonique</w:t>
             </w:r>
           </w:p>
         </w:tc>
@@ -319,7 +319,7 @@
                 <w:b w:val="0"/>
                 <w:sz w:val="18"/>
               </w:rPr>
-              <w:t>À compléter (DD/MM/YYYY)</w:t>
+              <w:t>01/03/2026</w:t>
             </w:r>
           </w:p>
         </w:tc>
@@ -352,7 +352,7 @@
                 <w:b w:val="0"/>
                 <w:sz w:val="18"/>
               </w:rPr>
-              <w:t>À compléter (DD/MM/YYYY)</w:t>
+              <w:t>01/03/2028</w:t>
             </w:r>
           </w:p>
         </w:tc>
@@ -496,7 +496,7 @@
                 <w:b w:val="0"/>
                 <w:sz w:val="18"/>
               </w:rPr>
-              <w:t>À compléter (DD/MM/YYYY)</w:t>
+              <w:t>01/04/2026</w:t>
             </w:r>
           </w:p>
         </w:tc>
@@ -565,7 +565,7 @@
         <w:rPr>
           <w:sz w:val="20"/>
         </w:rPr>
-        <w:t>Procédure d'intervention pour dégradations de la couche optique (OLP, OSNR, SFP) sur liaisons OTN.</w:t>
+        <w:t>Procédure d'intervention sur la dégradations de la couche optique (OLP, OSNR, SFP) sur liaisons OTN.</w:t>
       </w:r>
     </w:p>
     <w:p/>
@@ -586,7 +586,7 @@
         <w:rPr>
           <w:sz w:val="18"/>
         </w:rPr>
-        <w:t>Châssis photonique : THx-OP9603-PHO-04/05 (TH2), THx-OP9603-PHO-10 (TH3)</w:t>
+        <w:t>Châssis photonique : THx-OP9603-PHO-xx</w:t>
       </w:r>
     </w:p>
     <w:p>
@@ -594,51 +594,7 @@
         <w:rPr>
           <w:sz w:val="18"/>
         </w:rPr>
-        <w:t>Liaisons : 4 fibres G652-D TH2↔TH3 (A/B : Leon-FROT, C/D : Voltaire)</w:t>
-      </w:r>
-    </w:p>
-    <w:p>
-      <w:pPr>
-        <w:pStyle w:val="ListBullet"/>
-      </w:pPr>
-      <w:r>
-        <w:rPr>
-          <w:sz w:val="18"/>
-        </w:rPr>
-        <w:t>Fibre A (Nord) : 55,1 km / 18,1 dB</w:t>
-      </w:r>
-    </w:p>
-    <w:p>
-      <w:pPr>
-        <w:pStyle w:val="ListBullet"/>
-      </w:pPr>
-      <w:r>
-        <w:rPr>
-          <w:sz w:val="18"/>
-        </w:rPr>
-        <w:t>Fibre B (Sud) : 58 km / 16 dB</w:t>
-      </w:r>
-    </w:p>
-    <w:p>
-      <w:pPr>
-        <w:pStyle w:val="ListBullet"/>
-      </w:pPr>
-      <w:r>
-        <w:rPr>
-          <w:sz w:val="18"/>
-        </w:rPr>
-        <w:t>Fibre C (Nord) : 53,2 km / 17,6 dB</w:t>
-      </w:r>
-    </w:p>
-    <w:p>
-      <w:pPr>
-        <w:pStyle w:val="ListBullet"/>
-      </w:pPr>
-      <w:r>
-        <w:rPr>
-          <w:sz w:val="18"/>
-        </w:rPr>
-        <w:t>Fibre D (Sud) : 57 km / 17,1 dB</w:t>
+        <w:t>Liaisons operateurs : 4 fibres G652-D TH3↔TH2 TH3↔LF</w:t>
       </w:r>
     </w:p>
     <w:p>
@@ -646,7 +602,7 @@
         <w:rPr>
           <w:sz w:val="18"/>
         </w:rPr>
-        <w:t>Amplificateur : OA_DVLF (bi-directionnel + OSC)</w:t>
+        <w:t>Amplificateur : OA_DVLF (OSC)</w:t>
       </w:r>
     </w:p>
     <w:p>
@@ -675,7 +631,7 @@
         <w:rPr>
           <w:sz w:val="18"/>
         </w:rPr>
-        <w:t>Lugos astreinte technique : 07 80 90 10 70</w:t>
+        <w:t>Escalade Telehouse N+1</w:t>
       </w:r>
     </w:p>
     <w:p>
@@ -683,7 +639,7 @@
         <w:rPr>
           <w:sz w:val="18"/>
         </w:rPr>
-        <w:t>Portail tickets : lugos.atlassian.net</w:t>
+        <w:t>Support Operateur</w:t>
       </w:r>
     </w:p>
     <w:p>
@@ -691,7 +647,7 @@
         <w:rPr>
           <w:sz w:val="18"/>
         </w:rPr>
-        <w:t>Support Ribbon (escalade N+1) : Ribbon-France.Support@rbbn.com</w:t>
+        <w:t>Support Ribbon</w:t>
       </w:r>
     </w:p>
     <w:p>
@@ -715,7 +671,7 @@
         <w:rPr>
           <w:sz w:val="20"/>
         </w:rPr>
-        <w:t>Symptômes couverts : Alarme LOS sur OSC + ampli; Alarme OLP HS — plus de bascule possible; Alarme SPAN LOSS sur PHO — valeur dB dégradée; LOS/LOF multi-alarmes + absence totale signal.</w:t>
+        <w:t>Symptômes couverts : Alarme LOS sur OSC + ampli; Alarme OLP HS (plus de bascule possible); Alarme SPAN LOSS sur PHO (valeur dB dégradée); LOS/LOF multi-alarmes + absence totale signal.</w:t>
       </w:r>
     </w:p>
     <w:p/>
@@ -735,7 +691,7 @@
         <w:rPr>
           <w:sz w:val="20"/>
         </w:rPr>
-        <w:t>Responsable : NOC / Ingénieur transmission.</w:t>
+        <w:t>Responsable : Service Desk</w:t>
       </w:r>
     </w:p>
     <w:p>
@@ -743,7 +699,7 @@
         <w:rPr>
           <w:sz w:val="20"/>
         </w:rPr>
-        <w:t>Criticitées : MAJEUR→CRITIQUE, CRITIQUE, MAJEUR.</w:t>
+        <w:t>Criticitées : MAJEUR→CRITIQUE, CRITIQUE</w:t>
       </w:r>
     </w:p>
     <w:p>
@@ -777,7 +733,7 @@
         <w:rPr>
           <w:sz w:val="20"/>
         </w:rPr>
-        <w:t>Contexte terrain (REX 2021-2025, 5 incidents documentés) : dégradations photoniques liées aux variations de niveaux OLP/OSNR sur liaisons longues TH2↔TH3 (53-58 km, G652-D). TTR moyen : 30–90 min selon nécessité d'intervention terrain.</w:t>
+        <w:t>Retour d'expérience: Ces dégradations impacte fortement la production et le traffic client. Le TTR moyen : 90min - 1j selon nécessité d'intervention terrain.</w:t>
       </w:r>
     </w:p>
     <w:p>
@@ -804,7 +760,7 @@
         <w:rPr>
           <w:sz w:val="20"/>
         </w:rPr>
-        <w:t>Identifier la liaison affectée (A/B/C/D) depuis alarmes Lightsoft.</w:t>
+        <w:t>Acquitter alarmes Lightsoft/Vizee (mail).</w:t>
       </w:r>
     </w:p>
     <w:p>
@@ -815,7 +771,7 @@
         <w:rPr>
           <w:sz w:val="20"/>
         </w:rPr>
-        <w:t>Vérifier niveau OLP sur châssis PHO (THx-OP9603-PHO-04/05).</w:t>
+        <w:t>Identifier la liaison affectée (Voie TH2, Voie LF) depuis l'alarme Lightsoft.</w:t>
       </w:r>
     </w:p>
     <w:p>
@@ -826,7 +782,7 @@
         <w:rPr>
           <w:sz w:val="20"/>
         </w:rPr>
-        <w:t>Contrôler niveaux optiques entrée/sortie amplificateur OA_DVLF.</w:t>
+        <w:t>Vérifier niveau OLP sur châssis PHO (THx-OP9603-PHO-xx/xx)</w:t>
       </w:r>
     </w:p>
     <w:p>
@@ -837,7 +793,7 @@
         <w:rPr>
           <w:sz w:val="20"/>
         </w:rPr>
-        <w:t>Vérifier compteurs PM (procédure OPSCNY-02-13 — disponible mop_kb).</w:t>
+        <w:t>Contrôler niveaux optiques entrée/sortie → 11-SOP</w:t>
       </w:r>
     </w:p>
     <w:p>
@@ -856,7 +812,7 @@
         <w:rPr>
           <w:sz w:val="20"/>
         </w:rPr>
-        <w:t>Appliquer SOP photonique adaptée.</w:t>
+        <w:t>Si alarme LOS : ouvrir un ticket chez l'opérateur → 17-SOP.</w:t>
       </w:r>
     </w:p>
     <w:p>
@@ -867,7 +823,7 @@
         <w:rPr>
           <w:sz w:val="20"/>
         </w:rPr>
-        <w:t>Si protection switch OLP déclenché : vérifier fibre active (A/B ou C/D).</w:t>
+        <w:t>Si protection switch OLP déclenché : vérifier fibre active → xx-SOP.</w:t>
       </w:r>
     </w:p>
     <w:p>
@@ -878,7 +834,7 @@
         <w:rPr>
           <w:sz w:val="20"/>
         </w:rPr>
-        <w:t>Contrôler niveaux OSNR — seuil nominal sur liaisons TH2↔TH3.</w:t>
+        <w:t>Contrôler niveaux OSNR — seuil nominal sur liaisons TH2/LF↔TH3.</w:t>
       </w:r>
     </w:p>
     <w:p>
@@ -908,7 +864,7 @@
         <w:rPr>
           <w:sz w:val="20"/>
         </w:rPr>
-        <w:t>Appliquer la SOP identifiée en Phase 2.</w:t>
+        <w:t>Appliquer la SOP identifiée en Etape 2.</w:t>
       </w:r>
     </w:p>
     <w:p>
@@ -919,7 +875,7 @@
         <w:rPr>
           <w:sz w:val="20"/>
         </w:rPr>
-        <w:t>Si échange matériel : contacter astreinte + ouvrir ticket RMA Lugos.</w:t>
+        <w:t>Si échange matériel : contacter astreinte + demande de ticket RMA</w:t>
       </w:r>
     </w:p>
     <w:p>
@@ -930,7 +886,7 @@
         <w:rPr>
           <w:sz w:val="20"/>
         </w:rPr>
-        <w:t>Documenter actions dans NocoDB (TTR, cause, actions).</w:t>
+        <w:t>Documenter les actions</w:t>
       </w:r>
     </w:p>
     <w:p>
@@ -971,29 +927,7 @@
         <w:rPr>
           <w:sz w:val="20"/>
         </w:rPr>
-        <w:t>Clôturer ticket NocoDB (TTR réel, cause racine, actions correctives).</w:t>
-      </w:r>
-    </w:p>
-    <w:p>
-      <w:pPr>
-        <w:pStyle w:val="ListNumber"/>
-      </w:pPr>
-      <w:r>
-        <w:rPr>
-          <w:sz w:val="20"/>
-        </w:rPr>
-        <w:t>Si incident récurrent : escalader vers ingénierie pour analyse RCA.</w:t>
-      </w:r>
-    </w:p>
-    <w:p>
-      <w:pPr>
-        <w:pStyle w:val="ListNumber"/>
-      </w:pPr>
-      <w:r>
-        <w:rPr>
-          <w:sz w:val="20"/>
-        </w:rPr>
-        <w:t>Mettre à jour la présente MOP si nouveau pattern identifié.</w:t>
+        <w:t>Clôturer ticket (TTR réel, cause racine, actions correctives).</w:t>
       </w:r>
     </w:p>
     <w:p/>
@@ -1013,7 +947,7 @@
         <w:rPr>
           <w:sz w:val="20"/>
         </w:rPr>
-        <w:t>OLP : Optical Line Protection — switch de protection ligne optique.</w:t>
+        <w:t>OLP : Optical Line Protection, switch de protection ligne optique.</w:t>
       </w:r>
     </w:p>
     <w:p>
@@ -1021,7 +955,7 @@
         <w:rPr>
           <w:sz w:val="20"/>
         </w:rPr>
-        <w:t>OSNR : Optical Signal-to-Noise Ratio — rapport signal/bruit optique.</w:t>
+        <w:t>OSNR : Optical Signal-to-Noise Ratio, rapport signal/bruit optique.</w:t>
       </w:r>
     </w:p>
     <w:p>
@@ -1029,7 +963,7 @@
         <w:rPr>
           <w:sz w:val="20"/>
         </w:rPr>
-        <w:t>OA_DVLF : amplificateur EDFA bi-directionnel avec canal de supervision OSC.</w:t>
+        <w:t>OA_DVLF : amplificateur bi-directionnel avec canal.</w:t>
       </w:r>
     </w:p>
     <w:p>
@@ -1037,7 +971,7 @@
         <w:rPr>
           <w:sz w:val="20"/>
         </w:rPr>
-        <w:t>OSC : Optical Supervision Channel — canal de supervision hors bande.</w:t>
+        <w:t>OSC : Optical Supervision Channel, canal de supervision hors bande.</w:t>
       </w:r>
     </w:p>
     <w:p>
@@ -1045,7 +979,7 @@
         <w:rPr>
           <w:sz w:val="20"/>
         </w:rPr>
-        <w:t>DWDM : Dense Wavelength Division Multiplexing — multiplexage en longueur d'onde.</w:t>
+        <w:t>DWDM : Dense Wavelength Division Multiplexing, multiplexage en longueur d'onde.</w:t>
       </w:r>
     </w:p>
     <w:p>
@@ -1053,7 +987,7 @@
         <w:rPr>
           <w:sz w:val="20"/>
         </w:rPr>
-        <w:t>G652-D : fibre monomode standard (SMF), 1310/1550nm.</w:t>
+        <w:t>G652-D : fibre monomode standard (SM), 1310/1550nm.</w:t>
       </w:r>
     </w:p>
     <w:p>

--- a/docs/mop/OPSSD-03.03.M0.21-P-V1.docx
+++ b/docs/mop/OPSSD-03.03.M0.21-P-V1.docx
@@ -32,16 +32,17 @@
         <w:tblStyle w:val="TableGrid"/>
         <w:tblW w:type="auto" w:w="0"/>
         <w:jc w:val="center"/>
+        <w:tblLayout w:type="fixed"/>
         <w:tblLook w:firstColumn="1" w:firstRow="1" w:lastColumn="0" w:lastRow="0" w:noHBand="0" w:noVBand="1" w:val="04A0"/>
       </w:tblPr>
       <w:tblGrid>
-        <w:gridCol w:w="4320"/>
-        <w:gridCol w:w="4320"/>
+        <w:gridCol w:w="4677"/>
+        <w:gridCol w:w="4677"/>
       </w:tblGrid>
       <w:tr>
         <w:tc>
           <w:tcPr>
-            <w:tcW w:type="dxa" w:w="8640"/>
+            <w:tcW w:type="dxa" w:w="9354"/>
             <w:gridSpan w:val="2"/>
             <w:shd w:val="clear" w:color="auto" w:fill="1F3864"/>
           </w:tcPr>
@@ -63,7 +64,7 @@
       <w:tr>
         <w:tc>
           <w:tcPr>
-            <w:tcW w:type="dxa" w:w="4320"/>
+            <w:tcW w:type="dxa" w:w="2835"/>
             <w:shd w:val="clear" w:color="auto" w:fill="BDD7EE"/>
           </w:tcPr>
           <w:p>
@@ -79,7 +80,7 @@
         </w:tc>
         <w:tc>
           <w:tcPr>
-            <w:tcW w:type="dxa" w:w="4320"/>
+            <w:tcW w:type="dxa" w:w="6520"/>
           </w:tcPr>
           <w:p>
             <w:r/>
@@ -96,7 +97,7 @@
       <w:tr>
         <w:tc>
           <w:tcPr>
-            <w:tcW w:type="dxa" w:w="4320"/>
+            <w:tcW w:type="dxa" w:w="2835"/>
             <w:shd w:val="clear" w:color="auto" w:fill="BDD7EE"/>
           </w:tcPr>
           <w:p>
@@ -112,7 +113,7 @@
         </w:tc>
         <w:tc>
           <w:tcPr>
-            <w:tcW w:type="dxa" w:w="4320"/>
+            <w:tcW w:type="dxa" w:w="6520"/>
           </w:tcPr>
           <w:p>
             <w:r/>
@@ -129,7 +130,7 @@
       <w:tr>
         <w:tc>
           <w:tcPr>
-            <w:tcW w:type="dxa" w:w="4320"/>
+            <w:tcW w:type="dxa" w:w="2835"/>
             <w:shd w:val="clear" w:color="auto" w:fill="BDD7EE"/>
           </w:tcPr>
           <w:p>
@@ -145,7 +146,7 @@
         </w:tc>
         <w:tc>
           <w:tcPr>
-            <w:tcW w:type="dxa" w:w="4320"/>
+            <w:tcW w:type="dxa" w:w="6520"/>
           </w:tcPr>
           <w:p>
             <w:r/>
@@ -162,7 +163,7 @@
       <w:tr>
         <w:tc>
           <w:tcPr>
-            <w:tcW w:type="dxa" w:w="4320"/>
+            <w:tcW w:type="dxa" w:w="2835"/>
             <w:shd w:val="clear" w:color="auto" w:fill="BDD7EE"/>
           </w:tcPr>
           <w:p>
@@ -178,7 +179,7 @@
         </w:tc>
         <w:tc>
           <w:tcPr>
-            <w:tcW w:type="dxa" w:w="4320"/>
+            <w:tcW w:type="dxa" w:w="6520"/>
           </w:tcPr>
           <w:p>
             <w:r/>
@@ -195,7 +196,7 @@
       <w:tr>
         <w:tc>
           <w:tcPr>
-            <w:tcW w:type="dxa" w:w="4320"/>
+            <w:tcW w:type="dxa" w:w="2835"/>
             <w:shd w:val="clear" w:color="auto" w:fill="BDD7EE"/>
           </w:tcPr>
           <w:p>
@@ -211,7 +212,7 @@
         </w:tc>
         <w:tc>
           <w:tcPr>
-            <w:tcW w:type="dxa" w:w="4320"/>
+            <w:tcW w:type="dxa" w:w="6520"/>
           </w:tcPr>
           <w:p>
             <w:r/>
@@ -228,7 +229,7 @@
       <w:tr>
         <w:tc>
           <w:tcPr>
-            <w:tcW w:type="dxa" w:w="4320"/>
+            <w:tcW w:type="dxa" w:w="2835"/>
             <w:shd w:val="clear" w:color="auto" w:fill="BDD7EE"/>
           </w:tcPr>
           <w:p>
@@ -244,7 +245,7 @@
         </w:tc>
         <w:tc>
           <w:tcPr>
-            <w:tcW w:type="dxa" w:w="4320"/>
+            <w:tcW w:type="dxa" w:w="6520"/>
           </w:tcPr>
           <w:p>
             <w:r/>
@@ -261,7 +262,7 @@
       <w:tr>
         <w:tc>
           <w:tcPr>
-            <w:tcW w:type="dxa" w:w="4320"/>
+            <w:tcW w:type="dxa" w:w="2835"/>
             <w:shd w:val="clear" w:color="auto" w:fill="BDD7EE"/>
           </w:tcPr>
           <w:p>
@@ -277,7 +278,7 @@
         </w:tc>
         <w:tc>
           <w:tcPr>
-            <w:tcW w:type="dxa" w:w="4320"/>
+            <w:tcW w:type="dxa" w:w="6520"/>
           </w:tcPr>
           <w:p>
             <w:r/>
@@ -294,7 +295,7 @@
       <w:tr>
         <w:tc>
           <w:tcPr>
-            <w:tcW w:type="dxa" w:w="4320"/>
+            <w:tcW w:type="dxa" w:w="2835"/>
             <w:shd w:val="clear" w:color="auto" w:fill="BDD7EE"/>
           </w:tcPr>
           <w:p>
@@ -310,7 +311,7 @@
         </w:tc>
         <w:tc>
           <w:tcPr>
-            <w:tcW w:type="dxa" w:w="4320"/>
+            <w:tcW w:type="dxa" w:w="6520"/>
           </w:tcPr>
           <w:p>
             <w:r/>
@@ -327,7 +328,7 @@
       <w:tr>
         <w:tc>
           <w:tcPr>
-            <w:tcW w:type="dxa" w:w="4320"/>
+            <w:tcW w:type="dxa" w:w="2835"/>
             <w:shd w:val="clear" w:color="auto" w:fill="BDD7EE"/>
           </w:tcPr>
           <w:p>
@@ -343,7 +344,7 @@
         </w:tc>
         <w:tc>
           <w:tcPr>
-            <w:tcW w:type="dxa" w:w="4320"/>
+            <w:tcW w:type="dxa" w:w="6520"/>
           </w:tcPr>
           <w:p>
             <w:r/>
@@ -376,16 +377,16 @@
         <w:tblLook w:firstColumn="1" w:firstRow="1" w:lastColumn="0" w:lastRow="0" w:noHBand="0" w:noVBand="1" w:val="04A0"/>
       </w:tblPr>
       <w:tblGrid>
-        <w:gridCol w:w="1728"/>
-        <w:gridCol w:w="1728"/>
-        <w:gridCol w:w="1728"/>
-        <w:gridCol w:w="1728"/>
-        <w:gridCol w:w="1728"/>
+        <w:gridCol w:w="1871"/>
+        <w:gridCol w:w="1871"/>
+        <w:gridCol w:w="1871"/>
+        <w:gridCol w:w="1871"/>
+        <w:gridCol w:w="1871"/>
       </w:tblGrid>
       <w:tr>
         <w:tc>
           <w:tcPr>
-            <w:tcW w:type="dxa" w:w="1728"/>
+            <w:tcW w:type="dxa" w:w="1871"/>
             <w:shd w:val="clear" w:color="auto" w:fill="1F3864"/>
           </w:tcPr>
           <w:p>
@@ -402,7 +403,7 @@
         </w:tc>
         <w:tc>
           <w:tcPr>
-            <w:tcW w:type="dxa" w:w="1728"/>
+            <w:tcW w:type="dxa" w:w="1871"/>
             <w:shd w:val="clear" w:color="auto" w:fill="1F3864"/>
           </w:tcPr>
           <w:p>
@@ -419,7 +420,7 @@
         </w:tc>
         <w:tc>
           <w:tcPr>
-            <w:tcW w:type="dxa" w:w="1728"/>
+            <w:tcW w:type="dxa" w:w="1871"/>
             <w:shd w:val="clear" w:color="auto" w:fill="1F3864"/>
           </w:tcPr>
           <w:p>
@@ -436,7 +437,7 @@
         </w:tc>
         <w:tc>
           <w:tcPr>
-            <w:tcW w:type="dxa" w:w="1728"/>
+            <w:tcW w:type="dxa" w:w="1871"/>
             <w:shd w:val="clear" w:color="auto" w:fill="1F3864"/>
           </w:tcPr>
           <w:p>
@@ -453,7 +454,7 @@
         </w:tc>
         <w:tc>
           <w:tcPr>
-            <w:tcW w:type="dxa" w:w="1728"/>
+            <w:tcW w:type="dxa" w:w="1871"/>
             <w:shd w:val="clear" w:color="auto" w:fill="1F3864"/>
           </w:tcPr>
           <w:p>
@@ -472,7 +473,7 @@
       <w:tr>
         <w:tc>
           <w:tcPr>
-            <w:tcW w:type="dxa" w:w="1728"/>
+            <w:tcW w:type="dxa" w:w="1871"/>
           </w:tcPr>
           <w:p>
             <w:r/>
@@ -487,7 +488,7 @@
         </w:tc>
         <w:tc>
           <w:tcPr>
-            <w:tcW w:type="dxa" w:w="1728"/>
+            <w:tcW w:type="dxa" w:w="1871"/>
           </w:tcPr>
           <w:p>
             <w:r/>
@@ -502,7 +503,7 @@
         </w:tc>
         <w:tc>
           <w:tcPr>
-            <w:tcW w:type="dxa" w:w="1728"/>
+            <w:tcW w:type="dxa" w:w="1871"/>
           </w:tcPr>
           <w:p>
             <w:r/>
@@ -517,7 +518,7 @@
         </w:tc>
         <w:tc>
           <w:tcPr>
-            <w:tcW w:type="dxa" w:w="1728"/>
+            <w:tcW w:type="dxa" w:w="1871"/>
           </w:tcPr>
           <w:p>
             <w:r/>
@@ -532,7 +533,7 @@
         </w:tc>
         <w:tc>
           <w:tcPr>
-            <w:tcW w:type="dxa" w:w="1728"/>
+            <w:tcW w:type="dxa" w:w="1871"/>
           </w:tcPr>
           <w:p>
             <w:r/>
@@ -729,6 +730,8 @@
         </w:rPr>
         <w:t xml:space="preserve">Contexte terrain : </w:t>
       </w:r>
+    </w:p>
+    <w:p>
       <w:r>
         <w:rPr>
           <w:sz w:val="20"/>
@@ -1007,8 +1010,8 @@
       </w:r>
     </w:p>
     <w:sectPr>
-      <w:pgSz w:w="12240" w:h="15840"/>
-      <w:pgMar w:top="1440" w:right="1800" w:bottom="1440" w:left="1800" w:header="720" w:footer="720" w:gutter="0"/>
+      <w:pgSz w:w="11906" w:h="16838"/>
+      <w:pgMar w:top="1134" w:right="1134" w:bottom="1134" w:left="1417" w:header="720" w:footer="720" w:gutter="0"/>
       <w:cols w:space="720"/>
       <w:docGrid w:linePitch="360"/>
     </w:sectPr>
